--- a/基于Spring Cloud的校园兼职平台的设计与实现-4月16日.docx
+++ b/基于Spring Cloud的校园兼职平台的设计与实现-4月16日.docx
@@ -35842,7 +35842,7 @@
       <w:rFonts w:ascii="黑体" w:eastAsia="黑体" w:hAnsi="黑体" w:cs="黑体"/>
       <w:b/>
       <w:bCs/>
-      <w:sz w:val="44"/>
+      <w:sz w:val="24"/>
       <w:szCs w:val="24"/>
     </w:rPr>
   </w:style>
@@ -35856,10 +35856,10 @@
       <w:outlineLvl w:val="1"/>
     </w:pPr>
     <w:rPr>
-      <w:rFonts w:ascii="Arial" w:eastAsia="黑体" w:hAnsi="Arial" w:cs="黑体"/>
+      <w:rFonts w:ascii="黑体" w:eastAsia="黑体" w:hAnsi="黑体" w:cs="黑体"/>
       <w:b/>
       <w:bCs/>
-      <w:sz w:val="32"/>
+      <w:sz w:val="24"/>
       <w:szCs w:val="24"/>
     </w:rPr>
   </w:style>

--- a/基于Spring Cloud的校园兼职平台的设计与实现-4月16日.docx
+++ b/基于Spring Cloud的校园兼职平台的设计与实现-4月16日.docx
@@ -24997,7 +24997,7 @@
     </w:p>
     <w:p>
       <w:pPr>
-        <w:spacing w:line="31992" w:lineRule="exact"/>
+        <w:spacing w:line="360" w:lineRule="exact"/>
         <w:jc w:val="both"/>
         <w:rPr>
           <w:rFonts w:hint="eastAsia"/>

--- a/基于Spring Cloud的校园兼职平台的设计与实现-4月16日.docx
+++ b/基于Spring Cloud的校园兼职平台的设计与实现-4月16日.docx
@@ -22784,7 +22784,7 @@
         <w:lastRenderedPageBreak/>
         <w:drawing>
           <wp:inline distT="0" distB="0" distL="0" distR="0" wp14:anchorId="5D2CCAFA" wp14:editId="396B829E">
-            <wp:extent cx="6120130" cy="4047490"/>
+            <wp:extent cx="5630519" cy="3723690"/>
             <wp:effectExtent l="0" t="0" r="0" b="0"/>
             <wp:docPr id="1061618494" name="图片 1"/>
             <wp:cNvGraphicFramePr>
@@ -22806,7 +22806,7 @@
                   <pic:spPr>
                     <a:xfrm>
                       <a:off x="0" y="0"/>
-                      <a:ext cx="6120130" cy="4047490"/>
+                      <a:ext cx="5630519" cy="3723690"/>
                     </a:xfrm>
                     <a:prstGeom prst="rect">
                       <a:avLst/>
@@ -23243,7 +23243,7 @@
         <w:lastRenderedPageBreak/>
         <w:drawing>
           <wp:inline distT="0" distB="0" distL="0" distR="0" wp14:anchorId="4011E06C" wp14:editId="7AED31D6">
-            <wp:extent cx="6120130" cy="2102485"/>
+            <wp:extent cx="5508117" cy="1892236"/>
             <wp:effectExtent l="0" t="0" r="0" b="0"/>
             <wp:docPr id="1428786895" name="图片 1"/>
             <wp:cNvGraphicFramePr>
@@ -23265,7 +23265,7 @@
                   <pic:spPr>
                     <a:xfrm>
                       <a:off x="0" y="0"/>
-                      <a:ext cx="6120130" cy="2102485"/>
+                      <a:ext cx="5508117" cy="1892236"/>
                     </a:xfrm>
                     <a:prstGeom prst="rect">
                       <a:avLst/>
@@ -23349,7 +23349,7 @@
         </w:rPr>
         <w:drawing>
           <wp:inline distT="0" distB="0" distL="0" distR="0" wp14:anchorId="58E1E857" wp14:editId="79A013DD">
-            <wp:extent cx="6120130" cy="4439285"/>
+            <wp:extent cx="5630519" cy="4084142"/>
             <wp:effectExtent l="0" t="0" r="0" b="0"/>
             <wp:docPr id="84419376" name="图片 1"/>
             <wp:cNvGraphicFramePr>
@@ -23371,7 +23371,7 @@
                   <pic:spPr>
                     <a:xfrm>
                       <a:off x="0" y="0"/>
-                      <a:ext cx="6120130" cy="4439285"/>
+                      <a:ext cx="5630519" cy="4084142"/>
                     </a:xfrm>
                     <a:prstGeom prst="rect">
                       <a:avLst/>
@@ -23510,7 +23510,7 @@
         </w:rPr>
         <w:drawing>
           <wp:inline distT="0" distB="0" distL="0" distR="0" wp14:anchorId="4386EBB4" wp14:editId="041022DB">
-            <wp:extent cx="6120130" cy="6285865"/>
+            <wp:extent cx="4575104" cy="4699000"/>
             <wp:effectExtent l="0" t="0" r="0" b="635"/>
             <wp:docPr id="1166044315" name="图片 1"/>
             <wp:cNvGraphicFramePr>
@@ -23532,7 +23532,7 @@
                   <pic:spPr>
                     <a:xfrm>
                       <a:off x="0" y="0"/>
-                      <a:ext cx="6120130" cy="6285865"/>
+                      <a:ext cx="4575104" cy="4699000"/>
                     </a:xfrm>
                     <a:prstGeom prst="rect">
                       <a:avLst/>
@@ -23805,7 +23805,7 @@
         <w:lastRenderedPageBreak/>
         <w:drawing>
           <wp:inline distT="0" distB="0" distL="0" distR="0" wp14:anchorId="1F57D7FC" wp14:editId="16531BE5">
-            <wp:extent cx="6120130" cy="5158740"/>
+            <wp:extent cx="5574712" cy="4699000"/>
             <wp:effectExtent l="0" t="0" r="0" b="3810"/>
             <wp:docPr id="971585410" name="图片 1"/>
             <wp:cNvGraphicFramePr>
@@ -23827,7 +23827,7 @@
                   <pic:spPr>
                     <a:xfrm>
                       <a:off x="0" y="0"/>
-                      <a:ext cx="6120130" cy="5158740"/>
+                      <a:ext cx="5574712" cy="4699000"/>
                     </a:xfrm>
                     <a:prstGeom prst="rect">
                       <a:avLst/>
@@ -23985,7 +23985,7 @@
         </w:rPr>
         <w:drawing>
           <wp:inline distT="0" distB="0" distL="0" distR="0" wp14:anchorId="1322E001" wp14:editId="5F95B699">
-            <wp:extent cx="6120130" cy="2134235"/>
+            <wp:extent cx="5508117" cy="1920811"/>
             <wp:effectExtent l="0" t="0" r="0" b="0"/>
             <wp:docPr id="1171114039" name="图片 1"/>
             <wp:cNvGraphicFramePr>
@@ -24007,7 +24007,7 @@
                   <pic:spPr>
                     <a:xfrm>
                       <a:off x="0" y="0"/>
-                      <a:ext cx="6120130" cy="2134235"/>
+                      <a:ext cx="5508117" cy="1920811"/>
                     </a:xfrm>
                     <a:prstGeom prst="rect">
                       <a:avLst/>
@@ -24247,7 +24247,7 @@
         <w:lastRenderedPageBreak/>
         <w:drawing>
           <wp:inline distT="0" distB="0" distL="0" distR="0" wp14:anchorId="13B6B265" wp14:editId="54E93BF9">
-            <wp:extent cx="6120130" cy="3357245"/>
+            <wp:extent cx="5508117" cy="3021520"/>
             <wp:effectExtent l="0" t="0" r="0" b="0"/>
             <wp:docPr id="1505213961" name="图片 1"/>
             <wp:cNvGraphicFramePr>
@@ -24269,7 +24269,7 @@
                   <pic:spPr>
                     <a:xfrm>
                       <a:off x="0" y="0"/>
-                      <a:ext cx="6120130" cy="3357245"/>
+                      <a:ext cx="5508117" cy="3021520"/>
                     </a:xfrm>
                     <a:prstGeom prst="rect">
                       <a:avLst/>
@@ -24522,7 +24522,7 @@
         </w:rPr>
         <w:drawing>
           <wp:inline distT="0" distB="0" distL="0" distR="0" wp14:anchorId="489F5170" wp14:editId="71E6A27B">
-            <wp:extent cx="6120130" cy="2200275"/>
+            <wp:extent cx="5508117" cy="1980247"/>
             <wp:effectExtent l="0" t="0" r="0" b="9525"/>
             <wp:docPr id="1409509506" name="图片 1"/>
             <wp:cNvGraphicFramePr>
@@ -24544,7 +24544,7 @@
                   <pic:spPr>
                     <a:xfrm>
                       <a:off x="0" y="0"/>
-                      <a:ext cx="6120130" cy="2200275"/>
+                      <a:ext cx="5508117" cy="1980247"/>
                     </a:xfrm>
                     <a:prstGeom prst="rect">
                       <a:avLst/>
@@ -24742,7 +24742,7 @@
         <w:lastRenderedPageBreak/>
         <w:drawing>
           <wp:inline distT="0" distB="0" distL="0" distR="0" wp14:anchorId="63044956" wp14:editId="185812BB">
-            <wp:extent cx="6120130" cy="7655560"/>
+            <wp:extent cx="4365719" cy="5461000"/>
             <wp:effectExtent l="0" t="0" r="0" b="2540"/>
             <wp:docPr id="2116696217" name="图片 1"/>
             <wp:cNvGraphicFramePr>
@@ -24764,7 +24764,7 @@
                   <pic:spPr>
                     <a:xfrm>
                       <a:off x="0" y="0"/>
-                      <a:ext cx="6120130" cy="7655560"/>
+                      <a:ext cx="4365719" cy="5461000"/>
                     </a:xfrm>
                     <a:prstGeom prst="rect">
                       <a:avLst/>
@@ -25021,7 +25021,7 @@
         <w:lastRenderedPageBreak/>
         <w:drawing>
           <wp:inline distT="0" distB="0" distL="0" distR="0" wp14:anchorId="5A905B2F" wp14:editId="545747AB">
-            <wp:extent cx="6120130" cy="3810635"/>
+            <wp:extent cx="5630519" cy="3505784"/>
             <wp:effectExtent l="0" t="0" r="0" b="0"/>
             <wp:docPr id="864558395" name="图片 1"/>
             <wp:cNvGraphicFramePr>
@@ -25043,7 +25043,7 @@
                   <pic:spPr>
                     <a:xfrm>
                       <a:off x="0" y="0"/>
-                      <a:ext cx="6120130" cy="3810635"/>
+                      <a:ext cx="5630519" cy="3505784"/>
                     </a:xfrm>
                     <a:prstGeom prst="rect">
                       <a:avLst/>
@@ -25190,7 +25190,7 @@
         <w:lastRenderedPageBreak/>
         <w:drawing>
           <wp:inline distT="0" distB="0" distL="0" distR="0" wp14:anchorId="31114A67" wp14:editId="033AFC97">
-            <wp:extent cx="6120130" cy="4731385"/>
+            <wp:extent cx="5630519" cy="4352874"/>
             <wp:effectExtent l="0" t="0" r="0" b="0"/>
             <wp:docPr id="2064264935" name="图片 1"/>
             <wp:cNvGraphicFramePr>
@@ -25212,7 +25212,7 @@
                   <pic:spPr>
                     <a:xfrm>
                       <a:off x="0" y="0"/>
-                      <a:ext cx="6120130" cy="4731385"/>
+                      <a:ext cx="5630519" cy="4352874"/>
                     </a:xfrm>
                     <a:prstGeom prst="rect">
                       <a:avLst/>
@@ -25326,7 +25326,7 @@
         <w:lastRenderedPageBreak/>
         <w:drawing>
           <wp:inline distT="0" distB="0" distL="0" distR="0" wp14:anchorId="35324F21" wp14:editId="24ACF948">
-            <wp:extent cx="6120130" cy="2942590"/>
+            <wp:extent cx="5508117" cy="2648331"/>
             <wp:effectExtent l="0" t="0" r="0" b="0"/>
             <wp:docPr id="2010981683" name="图片 1"/>
             <wp:cNvGraphicFramePr>
@@ -25348,7 +25348,7 @@
                   <pic:spPr>
                     <a:xfrm>
                       <a:off x="0" y="0"/>
-                      <a:ext cx="6120130" cy="2942590"/>
+                      <a:ext cx="5508117" cy="2648331"/>
                     </a:xfrm>
                     <a:prstGeom prst="rect">
                       <a:avLst/>
@@ -25477,7 +25477,7 @@
         </w:rPr>
         <w:drawing>
           <wp:inline distT="0" distB="0" distL="0" distR="0" wp14:anchorId="5518DBB2" wp14:editId="141179D1">
-            <wp:extent cx="6120130" cy="1943735"/>
+            <wp:extent cx="5508117" cy="1749361"/>
             <wp:effectExtent l="0" t="0" r="0" b="0"/>
             <wp:docPr id="719803284" name="图片 1"/>
             <wp:cNvGraphicFramePr>
@@ -25499,7 +25499,7 @@
                   <pic:spPr>
                     <a:xfrm>
                       <a:off x="0" y="0"/>
-                      <a:ext cx="6120130" cy="1943735"/>
+                      <a:ext cx="5508117" cy="1749361"/>
                     </a:xfrm>
                     <a:prstGeom prst="rect">
                       <a:avLst/>
@@ -25773,7 +25773,7 @@
         <w:lastRenderedPageBreak/>
         <w:drawing>
           <wp:inline distT="0" distB="0" distL="0" distR="0" wp14:anchorId="081F17F8" wp14:editId="3E5CDC8C">
-            <wp:extent cx="6120130" cy="2052320"/>
+            <wp:extent cx="5508117" cy="1847088"/>
             <wp:effectExtent l="0" t="0" r="0" b="5080"/>
             <wp:docPr id="776657335" name="图片 1"/>
             <wp:cNvGraphicFramePr>
@@ -25795,7 +25795,7 @@
                   <pic:spPr>
                     <a:xfrm>
                       <a:off x="0" y="0"/>
-                      <a:ext cx="6120130" cy="2052320"/>
+                      <a:ext cx="5508117" cy="1847088"/>
                     </a:xfrm>
                     <a:prstGeom prst="rect">
                       <a:avLst/>
@@ -25910,7 +25910,7 @@
         <w:lastRenderedPageBreak/>
         <w:drawing>
           <wp:inline distT="0" distB="0" distL="0" distR="0" wp14:anchorId="6B4F6D68" wp14:editId="15A2331C">
-            <wp:extent cx="6120130" cy="5146675"/>
+            <wp:extent cx="5587780" cy="4699000"/>
             <wp:effectExtent l="0" t="0" r="0" b="0"/>
             <wp:docPr id="413448563" name="图片 1"/>
             <wp:cNvGraphicFramePr>
@@ -25932,7 +25932,7 @@
                   <pic:spPr>
                     <a:xfrm>
                       <a:off x="0" y="0"/>
-                      <a:ext cx="6120130" cy="5146675"/>
+                      <a:ext cx="5587780" cy="4699000"/>
                     </a:xfrm>
                     <a:prstGeom prst="rect">
                       <a:avLst/>
